--- a/oe2026/tracking-cjf/CQAnswers/Matthew_CQ3_A9/OE_9_TeamCJF_UseCase_CQ3_Matthew_UPDATED.docx
+++ b/oe2026/tracking-cjf/CQAnswers/Matthew_CQ3_A9/OE_9_TeamCJF_UseCase_CQ3_Matthew_UPDATED.docx
@@ -13239,7 +13239,7 @@
           <w:highlight w:val="yellow"/>
           <w:rtl w:val="0"/>
         </w:rPr>
-        <w:t xml:space="preserve">Question </w:t>
+        <w:t>Question 3: Which Claims or Issues support or challenge Platform A, and which of those Claims are currently Supported?</w:t>
       </w:r>
       <w:r>
         <w:rPr>
@@ -13251,7 +13251,6 @@
           <w:highlight w:val="yellow"/>
           <w:rtl w:val="0"/>
         </w:rPr>
-        <w:t xml:space="preserve">3</w:t>
       </w:r>
       <w:r>
         <w:rPr>
@@ -13265,7 +13264,6 @@
           <w:highlight w:val="yellow"/>
           <w:rtl w:val="0"/>
         </w:rPr>
-        <w:t xml:space="preserve">: </w:t>
       </w:r>
       <w:r>
         <w:rPr>
@@ -13277,7 +13275,6 @@
           <w:highlight w:val="yellow"/>
           <w:rtl w:val="0"/>
         </w:rPr>
-        <w:t xml:space="preserve">What Claims or Issues support or challenge Platform A, and are there any Claims that are contested?  </w:t>
       </w:r>
     </w:p>
     <w:p>
@@ -13338,7 +13335,7 @@
           <w:szCs w:val="20"/>
           <w:rtl w:val="0"/>
         </w:rPr>
-        <w:t xml:space="preserve">Sample Answer from Ontology</w:t>
+        <w:t>Sample Answer from Ontology:</w:t>
       </w:r>
       <w:r>
         <w:rPr>
@@ -13351,30 +13348,29 @@
           <w:szCs w:val="20"/>
           <w:rtl w:val="0"/>
         </w:rPr>
-        <w:t xml:space="preserve">: </w:t>
-      </w:r>
-      <w:r>
-        <w:rPr>
-          <w:rtl w:val="0"/>
-        </w:rPr>
-      </w:r>
-    </w:p>
-    <w:p>
-      <w:pPr>
-        <w:rPr>
-          <w:color w:val="1f497d"/>
-          <w:sz w:val="20"/>
-          <w:szCs w:val="20"/>
-        </w:rPr>
-      </w:pPr>
-      <w:r>
-        <w:rPr>
-          <w:color w:val="1f497d"/>
-          <w:sz w:val="20"/>
-          <w:szCs w:val="20"/>
-          <w:rtl w:val="0"/>
-        </w:rPr>
-        <w:t>Among the six Claims supporting Platform A in the SPARQL results are:</w:t>
+      </w:r>
+      <w:r>
+        <w:rPr>
+          <w:rtl w:val="0"/>
+        </w:rPr>
+      </w:r>
+    </w:p>
+    <w:p>
+      <w:pPr>
+        <w:rPr>
+          <w:color w:val="1f497d"/>
+          <w:sz w:val="20"/>
+          <w:szCs w:val="20"/>
+        </w:rPr>
+      </w:pPr>
+      <w:r>
+        <w:rPr>
+          <w:color w:val="1f497d"/>
+          <w:sz w:val="20"/>
+          <w:szCs w:val="20"/>
+          <w:rtl w:val="0"/>
+        </w:rPr>
+        <w:t>The SPARQL query retrieves six Claims explicitly supporting Platform A:</w:t>
       </w:r>
     </w:p>
     <w:p>
@@ -13390,6 +13386,7 @@
         <w:rPr>
           <w:rtl w:val="0"/>
         </w:rPr>
+        <w:t>• M0004 (Claim): Platform A seems the better fit for the delivery schedule.</w:t>
       </w:r>
     </w:p>
     <w:p>
@@ -13412,7 +13409,7 @@
           <w:szCs w:val="20"/>
           <w:rtl w:val="0"/>
         </w:rPr>
-        <w:t>At Turn 4, Speaker A says, “Platform A could simplify implementation.” This Claim (OCT21_A-M0008) supports the Platform A Option.</w:t>
+        <w:t>• M0008 (Claim): Platform A could simplify implementation.</w:t>
       </w:r>
     </w:p>
     <w:p>
@@ -13428,6 +13425,7 @@
         <w:rPr>
           <w:rtl w:val="0"/>
         </w:rPr>
+        <w:t>• M0018 (Claim): Platform A integrates well with the existing systems.</w:t>
       </w:r>
     </w:p>
     <w:p>
@@ -13450,7 +13448,7 @@
           <w:szCs w:val="20"/>
           <w:rtl w:val="0"/>
         </w:rPr>
-        <w:t>At Turn 8, Speaker C says, “Platform A integrates well with our existing systems.” This Claim (OCT21_A-M0018) also supports the Platform A Option.</w:t>
+        <w:t>• M0019 (Claim): Its connector worked with the identity service and build pipeline.</w:t>
       </w:r>
     </w:p>
     <w:p>
@@ -13473,7 +13471,7 @@
           <w:szCs w:val="20"/>
           <w:rtl w:val="0"/>
         </w:rPr>
-        <w:t>The other supporting Claims retrieved are OCT21_A-M0004, OCT21_A-M0019, OCT21_A-M0038, and OCT21_A-M0060.</w:t>
+        <w:t>• M0038 (Claim): The revised cost comparison places Platform A lower.</w:t>
       </w:r>
       <w:r>
         <w:rPr>
@@ -13507,38 +13505,40 @@
         <w:rPr>
           <w:rtl w:val="0"/>
         </w:rPr>
-      </w:r>
-    </w:p>
-    <w:p>
-      <w:pPr>
-        <w:rPr>
-          <w:color w:val="1f497d"/>
-          <w:sz w:val="20"/>
-          <w:szCs w:val="20"/>
-        </w:rPr>
-      </w:pPr>
-      <w:r>
-        <w:rPr>
-          <w:color w:val="1f497d"/>
-          <w:sz w:val="20"/>
-          <w:szCs w:val="20"/>
-          <w:rtl w:val="0"/>
-        </w:rPr>
-        <w:t>Among the six conversation moves challenging Platform A are these two Issues:</w:t>
-      </w:r>
-    </w:p>
-    <w:p>
-      <w:pPr>
-        <w:rPr>
-          <w:color w:val="1f497d"/>
-          <w:sz w:val="20"/>
-          <w:szCs w:val="20"/>
-        </w:rPr>
-      </w:pPr>
-      <w:r>
-        <w:rPr>
-          <w:rtl w:val="0"/>
-        </w:rPr>
+        <w:t>• M0060 (Claim): Tested integrations and simpler setup make Platform A the better fit.</w:t>
+      </w:r>
+    </w:p>
+    <w:p>
+      <w:pPr>
+        <w:rPr>
+          <w:color w:val="1f497d"/>
+          <w:sz w:val="20"/>
+          <w:szCs w:val="20"/>
+        </w:rPr>
+      </w:pPr>
+      <w:r>
+        <w:rPr>
+          <w:color w:val="1f497d"/>
+          <w:sz w:val="20"/>
+          <w:szCs w:val="20"/>
+          <w:rtl w:val="0"/>
+        </w:rPr>
+        <w:t>Six distinct conversation moves explicitly challenge Platform A:</w:t>
+      </w:r>
+    </w:p>
+    <w:p>
+      <w:pPr>
+        <w:rPr>
+          <w:color w:val="1f497d"/>
+          <w:sz w:val="20"/>
+          <w:szCs w:val="20"/>
+        </w:rPr>
+      </w:pPr>
+      <w:r>
+        <w:rPr>
+          <w:rtl w:val="0"/>
+        </w:rPr>
+        <w:t>• M0010 (Issue): Raises a concern about Platform A’s affordability.</w:t>
       </w:r>
     </w:p>
     <w:p>
@@ -13561,7 +13561,7 @@
           <w:szCs w:val="20"/>
           <w:rtl w:val="0"/>
         </w:rPr>
-        <w:t>At Turn 5, Speaker B raises a cost concern: “I’m concerned Platform A will cost more than we can afford.” This Issue (OCT21_A-M0010) challenges the Platform A Option.</w:t>
+        <w:t>• M0013 (Claim): Identifies a $6,000 budget gap that would need to be covered.</w:t>
       </w:r>
     </w:p>
     <w:p>
@@ -13577,6 +13577,7 @@
         <w:rPr>
           <w:rtl w:val="0"/>
         </w:rPr>
+        <w:t>• M0014 (Issue): Raises a concern about training.</w:t>
       </w:r>
     </w:p>
     <w:p>
@@ -13599,7 +13600,7 @@
           <w:szCs w:val="20"/>
           <w:rtl w:val="0"/>
         </w:rPr>
-        <w:t>At Turn 7, Speaker D raises a training concern: “I’m worried employees will need additional training for Platform A.” This Issue (OCT21_A-M0014) also challenges the Platform A Option.</w:t>
+        <w:t>• M0015 (Claim): Notes that most developers have not used Platform A.</w:t>
       </w:r>
     </w:p>
     <w:p>
@@ -13622,40 +13623,40 @@
           <w:szCs w:val="20"/>
           <w:rtl w:val="0"/>
         </w:rPr>
-        <w:t>The remaining challenging contributions retrieved are Claims OCT21_A-M0013, OCT21_A-M0015, and OCT21_A-M0016, plus Issue OCT21_A-M0050.</w:t>
-      </w:r>
-    </w:p>
-    <w:p>
-      <w:pPr>
-        <w:rPr>
-          <w:color w:val="1f497d"/>
-          <w:sz w:val="20"/>
-          <w:szCs w:val="20"/>
-        </w:rPr>
-      </w:pPr>
-      <w:r>
-        <w:rPr>
-          <w:rtl w:val="0"/>
-        </w:rPr>
-        <w:t/>
-      </w:r>
-    </w:p>
-    <w:p>
-      <w:pPr>
-        <w:rPr>
-          <w:color w:val="1f497d"/>
-          <w:sz w:val="20"/>
-          <w:szCs w:val="20"/>
-        </w:rPr>
-      </w:pPr>
-      <w:r>
-        <w:rPr>
-          <w:color w:val="1f497d"/>
-          <w:sz w:val="20"/>
-          <w:szCs w:val="20"/>
-          <w:rtl w:val="0"/>
-        </w:rPr>
-        <w:t>Contested Claims in the conversation:</w:t>
+        <w:t>• M0016 (Claim): Notes insufficient time allowed for onboarding.</w:t>
+      </w:r>
+    </w:p>
+    <w:p>
+      <w:pPr>
+        <w:rPr>
+          <w:color w:val="1f497d"/>
+          <w:sz w:val="20"/>
+          <w:szCs w:val="20"/>
+        </w:rPr>
+      </w:pPr>
+      <w:r>
+        <w:rPr>
+          <w:rtl w:val="0"/>
+        </w:rPr>
+        <w:t>• M0050 (Issue): Questions when the release team can attend onboarding; two supporting text spans were returned for this one Issue.</w:t>
+      </w:r>
+    </w:p>
+    <w:p>
+      <w:pPr>
+        <w:rPr>
+          <w:color w:val="1f497d"/>
+          <w:sz w:val="20"/>
+          <w:szCs w:val="20"/>
+        </w:rPr>
+      </w:pPr>
+      <w:r>
+        <w:rPr>
+          <w:color w:val="1f497d"/>
+          <w:sz w:val="20"/>
+          <w:szCs w:val="20"/>
+          <w:rtl w:val="0"/>
+        </w:rPr>
+        <w:t>Currently Supported Claims among these Platform A contributions:</w:t>
       </w:r>
     </w:p>
     <w:p>
@@ -13678,7 +13679,7 @@
           <w:szCs w:val="20"/>
           <w:rtl w:val="0"/>
         </w:rPr>
-        <w:t>At Turn 10, Speaker C introduces Claim OCT21_A-M0023: Platform B is expected to cost less overall than Platform A. At Turn 12, Issue OCT21_A-M0028 challenges that comparison. The Claim’s recorded reference state is SupportedContested, reflecting both supporting and challenging evidence.</w:t>
+        <w:t>With HermiT active, five of the supporting Claims have a current Supported state: M0004, M0008, M0018, M0038, and M0060. One challenging Claim is currently Supported: M0013. Although M0019 supports Platform A, its current state is Unassessed; M0015 and M0016 were not returned by the Supported-state query.</w:t>
       </w:r>
     </w:p>
     <w:p>
@@ -13732,7 +13733,7 @@
           <w:szCs w:val="20"/>
           <w:rtl w:val="0"/>
         </w:rPr>
-        <w:t>CollectiveJudgmentFormationConversationMove, ConversationMoveWithState, Option, Claim, Issue, Support, Challenge, Speaker, Utterance, TextSpan, State, StateAssignment, SupportedContested; supports, challenges, makesSupports, makesChallenges, isAimedAtSupports, isAimedAtChallenges, hasCurrentStateAssignment, assignedState, hasTriggeringRelationship, hasSpeaker, hasTurnNumber, SIO_000206 (“is supported by”), and isPartOfUtterance.</w:t>
+        <w:t>CollectiveJudgmentFormationConversationMove, Option, Claim, Issue, Support, Challenge, TextSpan, State, StateAssignment, Supported, Unassessed; makesSupports, makesChallenges, isAimedAtSupports, isAimedAtChallenges, supports, challenges, hasCurrentStateAssignment, assignedState, hasConversationText, SIO_000206 (“is supported by”).</w:t>
       </w:r>
     </w:p>
     <w:p>
@@ -13788,7 +13789,7 @@
           <w:szCs w:val="20"/>
           <w:rtl w:val="0"/>
         </w:rPr>
-        <w:t>Lookup of the Platform A Option; SPARQL retrieval of the related Claims and Issues through explicitly recorded Support and Challenge relationship individuals; and access to their speakers, source turns, and supporting text spans. With HermiT active, OWL property chains infer direct supports and challenges links. A separate SPARQL query retrieves the recorded SupportedContested reference state and its challenging Issue.</w:t>
+        <w:t>Look up the Platform A Option; retrieve the linked Claims and Issues through Support and Challenge relationship individuals; follow SIO_000206 to the source text spans for readable utterance evidence; then check the current StateAssignment and the State individual’s Supported classification. OWL property-chain reasoning can also infer direct supports and challenges links.</w:t>
       </w:r>
     </w:p>
     <w:p>
@@ -13912,39 +13913,39 @@
           <w:szCs w:val="20"/>
           <w:rtl w:val="0"/>
         </w:rPr>
-        <w:t>Before the query, the contributions are represented as CJF conversation moves linked to their speakers, turns, and relevant text spans. Platform A is represented as an Option. The statements at Turns 4 and 8 are Claims with supporting relationships to that Option; the concerns at Turns 5 and 7 are Issues with challenging relationships to the Option. Support and Challenge relationship individuals explicitly record the source and target of each link.</w:t>
-      </w:r>
-    </w:p>
-    <w:p>
-      <w:pPr>
-        <w:rPr>
-          <w:color w:val="1f497d"/>
-          <w:sz w:val="20"/>
-          <w:szCs w:val="20"/>
-        </w:rPr>
-      </w:pPr>
-      <w:r>
-        <w:rPr>
-          <w:rtl w:val="0"/>
-        </w:rPr>
-      </w:r>
-    </w:p>
-    <w:p>
-      <w:pPr>
-        <w:rPr>
-          <w:color w:val="1f497d"/>
-          <w:sz w:val="20"/>
-          <w:szCs w:val="20"/>
-        </w:rPr>
-      </w:pPr>
-      <w:r>
-        <w:rPr>
-          <w:color w:val="1f497d"/>
-          <w:sz w:val="20"/>
-          <w:szCs w:val="20"/>
-          <w:rtl w:val="0"/>
-        </w:rPr>
-        <w:t>Unlike CQ2, this query starts at Platform A rather than looking at the entire conversation. It follows the Option’s incoming supporting and challenging relationships to find the connected conversation moves. In the tested sample, SPARQL retrieved six supporting Claims and six challenging contributions (both Claims and Issues); the quoted examples above are illustrative. The tested queries returned move identifiers, while speaker, turn, and text-span details can be retrieved from the linked provenance records.</w:t>
+        <w:t>The ontology represents Claims, Issues, and Options as conversation moves. Support and Challenge relationship individuals explicitly connect a source move to Platform A. The current Assignment 9 data uses CQSample/Move_OCT21_A-M0003 as Platform A and stores readable utterance evidence via SIO_000206 links to TextSpan individuals bearing hasConversationText values.</w:t>
+      </w:r>
+    </w:p>
+    <w:p>
+      <w:pPr>
+        <w:rPr>
+          <w:color w:val="1f497d"/>
+          <w:sz w:val="20"/>
+          <w:szCs w:val="20"/>
+        </w:rPr>
+      </w:pPr>
+      <w:r>
+        <w:rPr>
+          <w:rtl w:val="0"/>
+        </w:rPr>
+      </w:r>
+    </w:p>
+    <w:p>
+      <w:pPr>
+        <w:rPr>
+          <w:color w:val="1f497d"/>
+          <w:sz w:val="20"/>
+          <w:szCs w:val="20"/>
+        </w:rPr>
+      </w:pPr>
+      <w:r>
+        <w:rPr>
+          <w:color w:val="1f497d"/>
+          <w:sz w:val="20"/>
+          <w:szCs w:val="20"/>
+          <w:rtl w:val="0"/>
+        </w:rPr>
+        <w:t>Unlike CQ2, this query begins with Platform A rather than retrieving the whole conversation. In the latest generated Assignment 9 individuals, Snap SPARQL returned six supporting Claims and six distinct challenging moves (three Claims and three Issues). Because Issue M0050 has two text spans, the challenging-moves query returned seven evidence rows. Each result includes its move identifier, type, and associated source text.</w:t>
       </w:r>
     </w:p>
     <w:p>
@@ -13985,7 +13986,7 @@
           <w:szCs w:val="20"/>
           <w:rtl w:val="0"/>
         </w:rPr>
-        <w:t>OWL property chains infer direct links from relationship individuals: makesSupports followed by isAimedAtSupports entails supports, and makesChallenges followed by isAimedAtChallenges entails challenges. In Protégé’s SNAP SPARQL view, direct supports returned zero results without reasoning and six with HermiT. Direct challenges returned six with HermiT. These results demonstrate inferred links beyond the recorded relationship individuals.</w:t>
+        <w:t>The ontology also provides OWL property chains: makesSupports followed by isAimedAtSupports entails supports, while makesChallenges followed by isAimedAtChallenges entails challenges. Earlier tests with the prior individuals representation returned zero direct supports without reasoning and six with HermiT. The adapted direct-property queries should be re-tested on the regenerated Assignment 9 individuals before reporting the same entailment result for this dataset.</w:t>
       </w:r>
     </w:p>
     <w:p>
@@ -14012,7 +14013,7 @@
           <w:szCs w:val="20"/>
           <w:rtl w:val="0"/>
         </w:rPr>
-        <w:t>The contested-Claim query separately identifies Claim OCT21_A-M0023, introduced by Speaker C at Turn 10 as an expectation that Platform B would cost less overall. Issue OCT21_A-M0028 challenges the comparison at Turn 12. SPARQL retrieved the current StateAssignment, its state individual, and the challenger. The assignment’s reference annotation marks the state SupportedContested; this does not prove that HermiT inferred that state classification.</w:t>
+        <w:t>Tiziana revised the second part of CQ3 from checking Contested Claims to checking which linked Claims are currently Supported. With HermiT active on the regenerated individuals, five supporting Claims (M0004, M0008, M0018, M0038, M0060) and one challenging Claim (M0013) met the current Supported-state condition. These results should not be described as six “Supported” supporting Claims: M0019 is linked by supports but has an Unassessed current state.</w:t>
       </w:r>
     </w:p>
     <w:p>
@@ -14039,7 +14040,7 @@
           <w:szCs w:val="20"/>
           <w:rtl w:val="0"/>
         </w:rPr>
-        <w:t>StateAssignment preserves state history: hasCurrentStateAssignment identifies the current record, assignedState its state, and hasTriggeringRelationship its challenge evidence. hasPreviousAssignment can preserve earlier records alongside their source utterances and turns. OWL can infer logical classifications, but it does not create time-indexed StateAssignment individuals. CQ3 therefore reports both the Platform A links and the separately recorded contested Claim without assuming challenge evidence alone proves a new current state.</w:t>
+        <w:t>Each conversation move’s hasCurrentStateAssignment property selects the current StateAssignment, which links through assignedState to a State individual. The Supported-state queries inspect the classification of that individual, not simply whether the move supports Platform A. Because HermiT was active, a separate no-reasoner comparison would be needed to establish which Supported classifications specifically depend on inference.</w:t>
       </w:r>
     </w:p>
     <w:p>
